--- a/inst/template/format/word_plain_paper_style_supplementary_material.docx
+++ b/inst/template/format/word_plain_paper_style_supplementary_material.docx
@@ -15619,6 +15619,7 @@
       <w:spacing w:after="0"/>
       <w:ind w:firstLine="720"/>
       <w:contextualSpacing/>
+      <w:jc w:val="both"/>
     </w:pPr>
     <w:rPr>
       <w:rFonts w:ascii="Times New Roman" w:hAnsi="Times New Roman" w:cs="Times New Roman"/>

--- a/inst/template/format/word_plain_paper_style_supplementary_material.docx
+++ b/inst/template/format/word_plain_paper_style_supplementary_material.docx
@@ -15751,9 +15751,9 @@
       <w:tblInd w:w="0" w:type="dxa"/>
       <w:tblCellMar>
         <w:top w:w="0" w:type="dxa"/>
-        <w:left w:w="108" w:type="dxa"/>
+        <w:left w:w="0" w:type="dxa"/>
         <w:bottom w:w="0" w:type="dxa"/>
-        <w:right w:w="108" w:type="dxa"/>
+        <w:right w:w="0" w:type="dxa"/>
       </w:tblCellMar>
     </w:tblPr>
   </w:style>
